--- a/docs/week1_dev_log.docx.docx
+++ b/docs/week1_dev_log.docx.docx
@@ -3,21 +3,11 @@
 <w:document xmlns:wpc="http://schemas.microsoft.com/office/word/2010/wordprocessingCanvas" xmlns:cx="http://schemas.microsoft.com/office/drawing/2014/chartex" xmlns:cx1="http://schemas.microsoft.com/office/drawing/2015/9/8/chartex" xmlns:cx2="http://schemas.microsoft.com/office/drawing/2015/10/21/chartex" xmlns:cx3="http://schemas.microsoft.com/office/drawing/2016/5/9/chartex" xmlns:cx4="http://schemas.microsoft.com/office/drawing/2016/5/10/chartex" xmlns:cx5="http://schemas.microsoft.com/office/drawing/2016/5/11/chartex" xmlns:cx6="http://schemas.microsoft.com/office/drawing/2016/5/12/chartex" xmlns:cx7="http://schemas.microsoft.com/office/drawing/2016/5/13/chartex" xmlns:cx8="http://schemas.microsoft.com/office/drawing/2016/5/14/chartex" xmlns:mc="http://schemas.openxmlformats.org/markup-compatibility/2006" xmlns:aink="http://schemas.microsoft.com/office/drawing/2016/ink" xmlns:am3d="http://schemas.microsoft.com/office/drawing/2017/model3d" xmlns:o="urn:schemas-microsoft-com:office:office" xmlns:r="http://schemas.openxmlformats.org/officeDocument/2006/relationships" xmlns:m="http://schemas.openxmlformats.org/officeDocument/2006/math" xmlns:v="urn:schemas-microsoft-com:vml" xmlns:wp14="http://schemas.microsoft.com/office/word/2010/wordprocessingDrawing" xmlns:wp="http://schemas.openxmlformats.org/drawingml/2006/wordprocessingDrawing" xmlns:w10="urn:schemas-microsoft-com:office:word" xmlns:w="http://schemas.openxmlformats.org/wordprocessingml/2006/main" xmlns:w14="http://schemas.microsoft.com/office/word/2010/wordml" xmlns:w15="http://schemas.microsoft.com/office/word/2012/wordml" xmlns:w16cex="http://schemas.microsoft.com/office/word/2018/wordml/cex" xmlns:w16cid="http://schemas.microsoft.com/office/word/2016/wordml/cid" xmlns:w16="http://schemas.microsoft.com/office/word/2018/wordml" xmlns:w16sdtdh="http://schemas.microsoft.com/office/word/2020/wordml/sdtdatahash" xmlns:w16se="http://schemas.microsoft.com/office/word/2015/wordml/symex" xmlns:wpg="http://schemas.microsoft.com/office/word/2010/wordprocessingGroup" xmlns:wpi="http://schemas.microsoft.com/office/word/2010/wordprocessingInk" xmlns:wne="http://schemas.microsoft.com/office/word/2006/wordml" xmlns:wps="http://schemas.microsoft.com/office/word/2010/wordprocessingShape" mc:Ignorable="w14 w15 w16se w16cid w16 w16cex w16sdtdh wp14">
   <w:body>
     <w:p>
-      <w:pPr>
-        <w:rPr>
-          <w:rFonts w:hint="eastAsia"/>
-        </w:rPr>
-      </w:pPr>
       <w:r>
         <w:t>Week 1</w:t>
       </w:r>
     </w:p>
     <w:p>
-      <w:pPr>
-        <w:rPr>
-          <w:rFonts w:hint="eastAsia"/>
-        </w:rPr>
-      </w:pPr>
       <w:r>
         <w:rPr>
           <w:rFonts w:hint="eastAsia"/>
@@ -25,36 +15,15 @@
         <w:t>今天主要完成了</w:t>
       </w:r>
       <w:r>
-        <w:t xml:space="preserve"> </w:t>
-      </w:r>
-      <w:proofErr w:type="spellStart"/>
-      <w:r>
-        <w:t>FastAPI</w:t>
-      </w:r>
-      <w:proofErr w:type="spellEnd"/>
-      <w:r>
-        <w:t xml:space="preserve"> 后端服务的基础搭建与接口测试。</w:t>
-      </w:r>
-    </w:p>
-    <w:p>
-      <w:r>
-        <w:t xml:space="preserve">1、完成 </w:t>
-      </w:r>
-      <w:proofErr w:type="spellStart"/>
-      <w:r>
-        <w:t>FastAPI</w:t>
-      </w:r>
-      <w:proofErr w:type="spellEnd"/>
-      <w:r>
-        <w:t xml:space="preserve"> 项目基础运行  </w:t>
-      </w:r>
-    </w:p>
-    <w:p>
-      <w:pPr>
-        <w:rPr>
-          <w:rFonts w:hint="eastAsia"/>
-        </w:rPr>
-      </w:pPr>
+        <w:t xml:space="preserve"> FastAPI 后端服务的基础搭建与接口测试。</w:t>
+      </w:r>
+    </w:p>
+    <w:p>
+      <w:r>
+        <w:t xml:space="preserve">1、完成 FastAPI 项目基础运行  </w:t>
+      </w:r>
+    </w:p>
+    <w:p>
       <w:r>
         <w:rPr>
           <w:rFonts w:hint="eastAsia"/>
@@ -62,51 +31,12 @@
         <w:t>通过</w:t>
       </w:r>
       <w:r>
-        <w:t xml:space="preserve"> </w:t>
-      </w:r>
-      <w:proofErr w:type="spellStart"/>
-      <w:r>
-        <w:t>uvicorn</w:t>
-      </w:r>
-      <w:proofErr w:type="spellEnd"/>
-      <w:r>
-        <w:t xml:space="preserve"> 启动 </w:t>
-      </w:r>
-      <w:proofErr w:type="spellStart"/>
-      <w:r>
-        <w:t>FastAPI</w:t>
-      </w:r>
-      <w:proofErr w:type="spellEnd"/>
-      <w:r>
-        <w:t xml:space="preserve"> 服务：</w:t>
-      </w:r>
-    </w:p>
-    <w:p>
-      <w:pPr>
-        <w:rPr>
-          <w:rFonts w:hint="eastAsia"/>
-        </w:rPr>
-      </w:pPr>
-      <w:proofErr w:type="spellStart"/>
-      <w:r>
-        <w:t>uvicorn</w:t>
-      </w:r>
-      <w:proofErr w:type="spellEnd"/>
-      <w:r>
-        <w:t xml:space="preserve"> </w:t>
-      </w:r>
-      <w:proofErr w:type="spellStart"/>
-      <w:proofErr w:type="gramStart"/>
-      <w:r>
-        <w:t>app.main</w:t>
-      </w:r>
-      <w:proofErr w:type="gramEnd"/>
-      <w:r>
-        <w:t>:app</w:t>
-      </w:r>
-      <w:proofErr w:type="spellEnd"/>
-      <w:r>
-        <w:t xml:space="preserve"> --reload</w:t>
+        <w:t xml:space="preserve"> uvicorn 启动 FastAPI 服务：</w:t>
+      </w:r>
+    </w:p>
+    <w:p>
+      <w:r>
+        <w:t>uvicorn app.main:app --reload</w:t>
       </w:r>
     </w:p>
     <w:p>
@@ -118,11 +48,6 @@
       </w:r>
     </w:p>
     <w:p>
-      <w:pPr>
-        <w:rPr>
-          <w:rFonts w:hint="eastAsia"/>
-        </w:rPr>
-      </w:pPr>
       <w:r>
         <w:t>http://127.0.0.1:8000</w:t>
       </w:r>
@@ -138,23 +63,10 @@
     <w:p/>
     <w:p>
       <w:r>
-        <w:t xml:space="preserve">2、学习并使用 </w:t>
-      </w:r>
-      <w:proofErr w:type="spellStart"/>
-      <w:r>
-        <w:t>FastAPI</w:t>
-      </w:r>
-      <w:proofErr w:type="spellEnd"/>
-      <w:r>
-        <w:t xml:space="preserve"> 自动文档  </w:t>
-      </w:r>
-    </w:p>
-    <w:p>
-      <w:pPr>
-        <w:rPr>
-          <w:rFonts w:hint="eastAsia"/>
-        </w:rPr>
-      </w:pPr>
+        <w:t xml:space="preserve">2、学习并使用 FastAPI 自动文档  </w:t>
+      </w:r>
+    </w:p>
+    <w:p>
       <w:r>
         <w:rPr>
           <w:rFonts w:hint="eastAsia"/>
@@ -182,15 +94,7 @@
         <w:t>之前对</w:t>
       </w:r>
       <w:r>
-        <w:t xml:space="preserve"> /docs 的作用不太清楚，后来了解到这是 </w:t>
-      </w:r>
-      <w:proofErr w:type="spellStart"/>
-      <w:r>
-        <w:t>FastAPI</w:t>
-      </w:r>
-      <w:proofErr w:type="spellEnd"/>
-      <w:r>
-        <w:t xml:space="preserve"> 自动生成的接口文档，可以直接在网页中测试 API。</w:t>
+        <w:t xml:space="preserve"> /docs 的作用不太清楚，后来了解到这是 FastAPI 自动生成的接口文档，可以直接在网页中测试 API。</w:t>
       </w:r>
     </w:p>
     <w:p/>
@@ -200,11 +104,6 @@
       </w:r>
     </w:p>
     <w:p>
-      <w:pPr>
-        <w:rPr>
-          <w:rFonts w:hint="eastAsia"/>
-        </w:rPr>
-      </w:pPr>
       <w:r>
         <w:rPr>
           <w:rFonts w:hint="eastAsia"/>
@@ -216,30 +115,11 @@
       </w:r>
     </w:p>
     <w:p>
-      <w:pPr>
-        <w:rPr>
-          <w:rFonts w:hint="eastAsia"/>
-        </w:rPr>
-      </w:pPr>
-      <w:r>
-        <w:rPr>
-          <w:rFonts w:hint="eastAsia"/>
-        </w:rPr>
-        <w:t>上</w:t>
-      </w:r>
-      <w:proofErr w:type="gramStart"/>
-      <w:r>
-        <w:rPr>
-          <w:rFonts w:hint="eastAsia"/>
-        </w:rPr>
-        <w:t>传成功</w:t>
-      </w:r>
-      <w:proofErr w:type="gramEnd"/>
-      <w:r>
-        <w:rPr>
-          <w:rFonts w:hint="eastAsia"/>
-        </w:rPr>
-        <w:t>后接口返回：</w:t>
+      <w:r>
+        <w:rPr>
+          <w:rFonts w:hint="eastAsia"/>
+        </w:rPr>
+        <w:t>上传成功后接口返回：</w:t>
       </w:r>
     </w:p>
     <w:p>
@@ -249,28 +129,10 @@
     </w:p>
     <w:p>
       <w:r>
-        <w:t xml:space="preserve">  "</w:t>
-      </w:r>
-      <w:proofErr w:type="spellStart"/>
-      <w:proofErr w:type="gramStart"/>
-      <w:r>
-        <w:t>task</w:t>
-      </w:r>
-      <w:proofErr w:type="gramEnd"/>
-      <w:r>
-        <w:t>_id</w:t>
-      </w:r>
-      <w:proofErr w:type="spellEnd"/>
-      <w:r>
-        <w:t>": 1</w:t>
-      </w:r>
-    </w:p>
-    <w:p>
-      <w:pPr>
-        <w:rPr>
-          <w:rFonts w:hint="eastAsia"/>
-        </w:rPr>
-      </w:pPr>
+        <w:t xml:space="preserve">  "task_id": 1</w:t>
+      </w:r>
+    </w:p>
+    <w:p>
       <w:r>
         <w:t>}</w:t>
       </w:r>
@@ -283,15 +145,7 @@
         <w:t>说明文件上传后系统会生成一个任务记录，并返回</w:t>
       </w:r>
       <w:r>
-        <w:t xml:space="preserve"> </w:t>
-      </w:r>
-      <w:proofErr w:type="spellStart"/>
-      <w:r>
-        <w:t>task_id</w:t>
-      </w:r>
-      <w:proofErr w:type="spellEnd"/>
-      <w:r>
-        <w:t>。</w:t>
+        <w:t xml:space="preserve"> task_id。</w:t>
       </w:r>
     </w:p>
     <w:p/>
@@ -301,11 +155,6 @@
       </w:r>
     </w:p>
     <w:p>
-      <w:pPr>
-        <w:rPr>
-          <w:rFonts w:hint="eastAsia"/>
-        </w:rPr>
-      </w:pPr>
       <w:r>
         <w:rPr>
           <w:rFonts w:hint="eastAsia"/>
@@ -315,24 +164,11 @@
     </w:p>
     <w:p>
       <w:r>
-        <w:t>/tasks/{</w:t>
-      </w:r>
-      <w:proofErr w:type="spellStart"/>
-      <w:r>
-        <w:t>task_id</w:t>
-      </w:r>
-      <w:proofErr w:type="spellEnd"/>
-      <w:r>
-        <w:t>}</w:t>
+        <w:t>/tasks/{task_id}</w:t>
       </w:r>
     </w:p>
     <w:p/>
     <w:p>
-      <w:pPr>
-        <w:rPr>
-          <w:rFonts w:hint="eastAsia"/>
-        </w:rPr>
-      </w:pPr>
       <w:r>
         <w:rPr>
           <w:rFonts w:hint="eastAsia"/>
@@ -341,46 +177,302 @@
         <w:t>用于根据</w:t>
       </w:r>
       <w:r>
-        <w:t xml:space="preserve"> </w:t>
-      </w:r>
-      <w:proofErr w:type="spellStart"/>
-      <w:r>
+        <w:t xml:space="preserve"> task_id 查询任务信息。</w:t>
+      </w:r>
+    </w:p>
+    <w:p>
+      <w:r>
+        <w:rPr>
+          <w:rFonts w:hint="eastAsia"/>
+        </w:rPr>
+        <w:t>测试方式：</w:t>
+      </w:r>
+    </w:p>
+    <w:p>
+      <w:r>
+        <w:t>http://127.0.0.1:8000/tasks/1</w:t>
+      </w:r>
+    </w:p>
+    <w:p>
+      <w:r>
+        <w:rPr>
+          <w:rFonts w:hint="eastAsia"/>
+        </w:rPr>
+        <w:t>成功返回任务记录，说明接口逻辑正常。</w:t>
+      </w:r>
+    </w:p>
+    <w:p/>
+    <w:p>
+      <w:r>
+        <w:t xml:space="preserve">5、整体测试流程  </w:t>
+      </w:r>
+    </w:p>
+    <w:p>
+      <w:r>
+        <w:rPr>
+          <w:rFonts w:hint="eastAsia"/>
+        </w:rPr>
+        <w:t>完整流程如下：</w:t>
+      </w:r>
+    </w:p>
+    <w:p>
+      <w:r>
+        <w:rPr>
+          <w:rFonts w:hint="eastAsia"/>
+        </w:rPr>
+        <w:t>文件上传</w:t>
+      </w:r>
+      <w:r>
+        <w:t xml:space="preserve"> → 返回 task_id → 使用 task_id 查询任务</w:t>
+      </w:r>
+    </w:p>
+    <w:p>
+      <w:r>
+        <w:rPr>
+          <w:rFonts w:hint="eastAsia"/>
+        </w:rPr>
+        <w:t>该流程测试成功。</w:t>
+      </w:r>
+    </w:p>
+    <w:p>
+      <w:r>
+        <w:t xml:space="preserve">6、目前理解  </w:t>
+      </w:r>
+    </w:p>
+    <w:p>
+      <w:r>
+        <w:rPr>
+          <w:rFonts w:hint="eastAsia"/>
+        </w:rPr>
+        <w:t>当前后端系统的基本结构为：</w:t>
+      </w:r>
+    </w:p>
+    <w:p>
+      <w:r>
+        <w:rPr>
+          <w:rFonts w:hint="eastAsia"/>
+        </w:rPr>
+        <w:t>文件上传接口</w:t>
+      </w:r>
+      <w:r>
+        <w:t xml:space="preserve"> → 创建任务记录 → 返回 taskID  </w:t>
+      </w:r>
+    </w:p>
+    <w:p>
+      <w:r>
+        <w:rPr>
+          <w:rFonts w:hint="eastAsia"/>
+        </w:rPr>
+        <w:t>任务查询接口</w:t>
+      </w:r>
+      <w:r>
+        <w:t xml:space="preserve"> → 根据ID查询任务状态</w:t>
+      </w:r>
+    </w:p>
+    <w:p>
+      <w:r>
+        <w:rPr>
+          <w:rFonts w:hint="eastAsia"/>
+        </w:rPr>
+        <w:t>这一部分主要是为后续的文档解析模块做准备。</w:t>
+      </w:r>
+    </w:p>
+    <w:p/>
+    <w:p>
+      <w:r>
+        <w:t>当前已完成文件上传与任务查询的基础流程搭建，为后续项目整体接入文档解析、文本切分、向量化与 RAG 检索等功能预留了接口基础。</w:t>
+      </w:r>
+    </w:p>
+    <w:p/>
+    <w:p>
+      <w:r>
+        <w:t>D</w:t>
+      </w:r>
+      <w:r>
+        <w:rPr>
+          <w:rFonts w:hint="eastAsia"/>
+        </w:rPr>
+        <w:t>ay</w:t>
+      </w:r>
+      <w:r>
+        <w:t>02</w:t>
+      </w:r>
+    </w:p>
+    <w:p>
+      <w:pPr>
+        <w:pStyle w:val="a7"/>
+      </w:pPr>
+      <w:r>
+        <w:rPr>
+          <w:rStyle w:val="a8"/>
+        </w:rPr>
+        <w:t>DocFusion-AI 项目开发日志</w:t>
+      </w:r>
+    </w:p>
+    <w:p>
+      <w:pPr>
+        <w:pStyle w:val="a7"/>
+      </w:pPr>
+      <w:r>
+        <w:t>今天主要完成了后端基础环境的搭建，并把文件上传和任务查询这一条最基本的功能链路跑通。</w:t>
+      </w:r>
+    </w:p>
+    <w:p>
+      <w:pPr>
+        <w:pStyle w:val="a7"/>
+      </w:pPr>
+      <w:r>
+        <w:t xml:space="preserve">首先熟悉了项目的后端目录结构，确认了 </w:t>
+      </w:r>
+      <w:r>
+        <w:rPr>
+          <w:rStyle w:val="HTML"/>
+        </w:rPr>
+        <w:t>backend/app</w:t>
+      </w:r>
+      <w:r>
+        <w:t xml:space="preserve"> 下各个模块的作用，比如 </w:t>
+      </w:r>
+      <w:r>
+        <w:rPr>
+          <w:rStyle w:val="HTML"/>
+        </w:rPr>
+        <w:t>api</w:t>
+      </w:r>
+      <w:r>
+        <w:t xml:space="preserve"> 负责接口、</w:t>
+      </w:r>
+      <w:r>
+        <w:rPr>
+          <w:rStyle w:val="HTML"/>
+        </w:rPr>
+        <w:t>db</w:t>
+      </w:r>
+      <w:r>
+        <w:t xml:space="preserve"> 负责数据库、</w:t>
+      </w:r>
+      <w:r>
+        <w:rPr>
+          <w:rStyle w:val="HTML"/>
+        </w:rPr>
+        <w:t>services</w:t>
+      </w:r>
+      <w:r>
+        <w:t xml:space="preserve"> 负责具体逻辑处理等。同时确认了项目启动方式，需要在 </w:t>
+      </w:r>
+      <w:r>
+        <w:rPr>
+          <w:rStyle w:val="HTML"/>
+        </w:rPr>
+        <w:t>backend</w:t>
+      </w:r>
+      <w:r>
+        <w:t xml:space="preserve"> 目录下运行 </w:t>
+      </w:r>
+      <w:r>
+        <w:rPr>
+          <w:rStyle w:val="HTML"/>
+        </w:rPr>
+        <w:t>uvicorn app.main:app --reload</w:t>
+      </w:r>
+      <w:r>
+        <w:t xml:space="preserve"> 才能正常启动服务。</w:t>
+      </w:r>
+    </w:p>
+    <w:p>
+      <w:pPr>
+        <w:pStyle w:val="a7"/>
+      </w:pPr>
+      <w:r>
+        <w:t xml:space="preserve">随后设计并完善了数据库中的 </w:t>
+      </w:r>
+      <w:r>
+        <w:rPr>
+          <w:rStyle w:val="HTML"/>
+        </w:rPr>
+        <w:t>Task</w:t>
+      </w:r>
+      <w:r>
+        <w:t xml:space="preserve"> 模型，在 </w:t>
+      </w:r>
+      <w:r>
+        <w:rPr>
+          <w:rStyle w:val="HTML"/>
+        </w:rPr>
+        <w:t>models.py</w:t>
+      </w:r>
+      <w:r>
+        <w:t xml:space="preserve"> 中定义了任务表，包含文件名、文件路径、文件类型、任务状态以及创建时间等字段。启动服务后，SQLite 数据库文件 </w:t>
+      </w:r>
+      <w:r>
+        <w:rPr>
+          <w:rStyle w:val="HTML"/>
+        </w:rPr>
+        <w:t>app.db</w:t>
+      </w:r>
+      <w:r>
+        <w:t xml:space="preserve"> 已成功生成。</w:t>
+      </w:r>
+    </w:p>
+    <w:p>
+      <w:pPr>
+        <w:pStyle w:val="a7"/>
+      </w:pPr>
+      <w:r>
+        <w:lastRenderedPageBreak/>
+        <w:t xml:space="preserve">在接口部分，完成并调通了文件上传接口 </w:t>
+      </w:r>
+      <w:r>
+        <w:rPr>
+          <w:rStyle w:val="HTML"/>
+        </w:rPr>
+        <w:t>/upload</w:t>
+      </w:r>
+      <w:r>
+        <w:t xml:space="preserve">。上传文件后，后端会将文件保存到 </w:t>
+      </w:r>
+      <w:r>
+        <w:rPr>
+          <w:rStyle w:val="HTML"/>
+        </w:rPr>
+        <w:t>uploads</w:t>
+      </w:r>
+      <w:r>
+        <w:t xml:space="preserve"> 目录，并在数据库中创建一条任务记录，同时返回对应的 </w:t>
+      </w:r>
+      <w:r>
+        <w:rPr>
+          <w:rStyle w:val="HTML"/>
+        </w:rPr>
         <w:t>task_id</w:t>
       </w:r>
-      <w:proofErr w:type="spellEnd"/>
-      <w:r>
-        <w:t xml:space="preserve"> 查询任务信息。</w:t>
+      <w:r>
+        <w:t>。</w:t>
       </w:r>
     </w:p>
     <w:p>
       <w:pPr>
-        <w:rPr>
-          <w:rFonts w:hint="eastAsia"/>
-        </w:rPr>
+        <w:pStyle w:val="a7"/>
       </w:pPr>
       <w:r>
-        <w:rPr>
-          <w:rFonts w:hint="eastAsia"/>
-        </w:rPr>
-        <w:t>测试方式：</w:t>
+        <w:t xml:space="preserve">接着测试了任务查询接口 </w:t>
+      </w:r>
+      <w:r>
+        <w:rPr>
+          <w:rStyle w:val="HTML"/>
+        </w:rPr>
+        <w:t>/tasks/{task_id}</w:t>
+      </w:r>
+      <w:r>
+        <w:t>，可以根据返回的任务 ID 查询到对应任务的文件信息和当前状态。至此，已经实现了从文件上传、文件保存、写入数据库到根据任务 ID 查询任务信息的完整流程。</w:t>
       </w:r>
     </w:p>
     <w:p>
       <w:pPr>
-        <w:rPr>
-          <w:rFonts w:hint="eastAsia"/>
-        </w:rPr>
+        <w:pStyle w:val="a7"/>
       </w:pPr>
       <w:r>
-        <w:t>http://127.0.0.1:8000/tasks/1</w:t>
-      </w:r>
-    </w:p>
-    <w:p>
-      <w:r>
-        <w:rPr>
-          <w:rFonts w:hint="eastAsia"/>
-        </w:rPr>
-        <w:t>成功返回任务记录，说明接口逻辑正常。</w:t>
+        <w:t>目前后端最基础的功能已经可以正常运行，后续计划根据项目需要继续完善任务状态管理，并为文档解析、文本切分等功能预留数据结构和接口。</w:t>
       </w:r>
     </w:p>
     <w:p>
@@ -389,150 +481,6 @@
           <w:rFonts w:hint="eastAsia"/>
         </w:rPr>
       </w:pPr>
-    </w:p>
-    <w:p>
-      <w:r>
-        <w:t xml:space="preserve">5、整体测试流程  </w:t>
-      </w:r>
-    </w:p>
-    <w:p>
-      <w:pPr>
-        <w:rPr>
-          <w:rFonts w:hint="eastAsia"/>
-        </w:rPr>
-      </w:pPr>
-      <w:r>
-        <w:rPr>
-          <w:rFonts w:hint="eastAsia"/>
-        </w:rPr>
-        <w:t>完整流程如下：</w:t>
-      </w:r>
-    </w:p>
-    <w:p>
-      <w:pPr>
-        <w:rPr>
-          <w:rFonts w:hint="eastAsia"/>
-        </w:rPr>
-      </w:pPr>
-      <w:r>
-        <w:rPr>
-          <w:rFonts w:hint="eastAsia"/>
-        </w:rPr>
-        <w:t>文件上传</w:t>
-      </w:r>
-      <w:r>
-        <w:t xml:space="preserve"> → 返回 </w:t>
-      </w:r>
-      <w:proofErr w:type="spellStart"/>
-      <w:r>
-        <w:t>task_id</w:t>
-      </w:r>
-      <w:proofErr w:type="spellEnd"/>
-      <w:r>
-        <w:t xml:space="preserve"> → 使用 </w:t>
-      </w:r>
-      <w:proofErr w:type="spellStart"/>
-      <w:r>
-        <w:t>task_id</w:t>
-      </w:r>
-      <w:proofErr w:type="spellEnd"/>
-      <w:r>
-        <w:t xml:space="preserve"> 查询任务</w:t>
-      </w:r>
-    </w:p>
-    <w:p>
-      <w:pPr>
-        <w:rPr>
-          <w:rFonts w:hint="eastAsia"/>
-        </w:rPr>
-      </w:pPr>
-      <w:r>
-        <w:rPr>
-          <w:rFonts w:hint="eastAsia"/>
-        </w:rPr>
-        <w:t>该流程测试成功。</w:t>
-      </w:r>
-    </w:p>
-    <w:p>
-      <w:r>
-        <w:t xml:space="preserve">6、目前理解  </w:t>
-      </w:r>
-    </w:p>
-    <w:p>
-      <w:pPr>
-        <w:rPr>
-          <w:rFonts w:hint="eastAsia"/>
-        </w:rPr>
-      </w:pPr>
-      <w:proofErr w:type="gramStart"/>
-      <w:r>
-        <w:rPr>
-          <w:rFonts w:hint="eastAsia"/>
-        </w:rPr>
-        <w:t>当前后</w:t>
-      </w:r>
-      <w:proofErr w:type="gramEnd"/>
-      <w:r>
-        <w:rPr>
-          <w:rFonts w:hint="eastAsia"/>
-        </w:rPr>
-        <w:t>端系统的基本结构为：</w:t>
-      </w:r>
-    </w:p>
-    <w:p>
-      <w:r>
-        <w:rPr>
-          <w:rFonts w:hint="eastAsia"/>
-        </w:rPr>
-        <w:t>文件上传接口</w:t>
-      </w:r>
-      <w:r>
-        <w:t xml:space="preserve"> → 创建任务记录 → 返回 </w:t>
-      </w:r>
-      <w:proofErr w:type="spellStart"/>
-      <w:r>
-        <w:t>taskID</w:t>
-      </w:r>
-      <w:proofErr w:type="spellEnd"/>
-      <w:r>
-        <w:t xml:space="preserve">  </w:t>
-      </w:r>
-    </w:p>
-    <w:p>
-      <w:pPr>
-        <w:rPr>
-          <w:rFonts w:hint="eastAsia"/>
-        </w:rPr>
-      </w:pPr>
-      <w:r>
-        <w:rPr>
-          <w:rFonts w:hint="eastAsia"/>
-        </w:rPr>
-        <w:t>任务查询接口</w:t>
-      </w:r>
-      <w:r>
-        <w:t xml:space="preserve"> → 根据ID查询任务状态</w:t>
-      </w:r>
-    </w:p>
-    <w:p>
-      <w:r>
-        <w:rPr>
-          <w:rFonts w:hint="eastAsia"/>
-        </w:rPr>
-        <w:t>这一部分主要是为后续的文档解析模块做准备。</w:t>
-      </w:r>
-    </w:p>
-    <w:p>
-      <w:pPr>
-        <w:rPr>
-          <w:rFonts w:hint="eastAsia"/>
-        </w:rPr>
-      </w:pPr>
-    </w:p>
-    <w:p>
-      <w:r>
-        <w:t>当前已完成文件上传与任务查询的基础流程搭建，为后续项目整体接入文档解析、文本切分、向量化与 RAG 检索等功能预留了接口基础。</w:t>
-      </w:r>
     </w:p>
     <w:sectPr>
       <w:pgSz w:w="11906" w:h="16838"/>
@@ -542,6 +490,56 @@
     </w:sectPr>
   </w:body>
 </w:document>
+</file>
+
+<file path=word/endnotes.xml><?xml version="1.0" encoding="utf-8"?>
+<w:endnotes xmlns:wpc="http://schemas.microsoft.com/office/word/2010/wordprocessingCanvas" xmlns:cx="http://schemas.microsoft.com/office/drawing/2014/chartex" xmlns:cx1="http://schemas.microsoft.com/office/drawing/2015/9/8/chartex" xmlns:cx2="http://schemas.microsoft.com/office/drawing/2015/10/21/chartex" xmlns:cx3="http://schemas.microsoft.com/office/drawing/2016/5/9/chartex" xmlns:cx4="http://schemas.microsoft.com/office/drawing/2016/5/10/chartex" xmlns:cx5="http://schemas.microsoft.com/office/drawing/2016/5/11/chartex" xmlns:cx6="http://schemas.microsoft.com/office/drawing/2016/5/12/chartex" xmlns:cx7="http://schemas.microsoft.com/office/drawing/2016/5/13/chartex" xmlns:cx8="http://schemas.microsoft.com/office/drawing/2016/5/14/chartex" xmlns:mc="http://schemas.openxmlformats.org/markup-compatibility/2006" xmlns:aink="http://schemas.microsoft.com/office/drawing/2016/ink" xmlns:am3d="http://schemas.microsoft.com/office/drawing/2017/model3d" xmlns:o="urn:schemas-microsoft-com:office:office" xmlns:r="http://schemas.openxmlformats.org/officeDocument/2006/relationships" xmlns:m="http://schemas.openxmlformats.org/officeDocument/2006/math" xmlns:v="urn:schemas-microsoft-com:vml" xmlns:wp14="http://schemas.microsoft.com/office/word/2010/wordprocessingDrawing" xmlns:wp="http://schemas.openxmlformats.org/drawingml/2006/wordprocessingDrawing" xmlns:w10="urn:schemas-microsoft-com:office:word" xmlns:w="http://schemas.openxmlformats.org/wordprocessingml/2006/main" xmlns:w14="http://schemas.microsoft.com/office/word/2010/wordml" xmlns:w15="http://schemas.microsoft.com/office/word/2012/wordml" xmlns:w16cex="http://schemas.microsoft.com/office/word/2018/wordml/cex" xmlns:w16cid="http://schemas.microsoft.com/office/word/2016/wordml/cid" xmlns:w16="http://schemas.microsoft.com/office/word/2018/wordml" xmlns:w16sdtdh="http://schemas.microsoft.com/office/word/2020/wordml/sdtdatahash" xmlns:w16se="http://schemas.microsoft.com/office/word/2015/wordml/symex" xmlns:wpg="http://schemas.microsoft.com/office/word/2010/wordprocessingGroup" xmlns:wpi="http://schemas.microsoft.com/office/word/2010/wordprocessingInk" xmlns:wne="http://schemas.microsoft.com/office/word/2006/wordml" xmlns:wps="http://schemas.microsoft.com/office/word/2010/wordprocessingShape" mc:Ignorable="w14 w15 w16se w16cid w16 w16cex w16sdtdh wp14">
+  <w:endnote w:type="separator" w:id="-1">
+    <w:p>
+      <w:pPr>
+        <w:spacing w:after="0" w:line="240" w:lineRule="auto"/>
+      </w:pPr>
+      <w:r>
+        <w:separator/>
+      </w:r>
+    </w:p>
+  </w:endnote>
+  <w:endnote w:type="continuationSeparator" w:id="0">
+    <w:p>
+      <w:pPr>
+        <w:spacing w:after="0" w:line="240" w:lineRule="auto"/>
+      </w:pPr>
+      <w:r>
+        <w:continuationSeparator/>
+      </w:r>
+    </w:p>
+  </w:endnote>
+</w:endnotes>
+</file>
+
+<file path=word/footnotes.xml><?xml version="1.0" encoding="utf-8"?>
+<w:footnotes xmlns:wpc="http://schemas.microsoft.com/office/word/2010/wordprocessingCanvas" xmlns:cx="http://schemas.microsoft.com/office/drawing/2014/chartex" xmlns:cx1="http://schemas.microsoft.com/office/drawing/2015/9/8/chartex" xmlns:cx2="http://schemas.microsoft.com/office/drawing/2015/10/21/chartex" xmlns:cx3="http://schemas.microsoft.com/office/drawing/2016/5/9/chartex" xmlns:cx4="http://schemas.microsoft.com/office/drawing/2016/5/10/chartex" xmlns:cx5="http://schemas.microsoft.com/office/drawing/2016/5/11/chartex" xmlns:cx6="http://schemas.microsoft.com/office/drawing/2016/5/12/chartex" xmlns:cx7="http://schemas.microsoft.com/office/drawing/2016/5/13/chartex" xmlns:cx8="http://schemas.microsoft.com/office/drawing/2016/5/14/chartex" xmlns:mc="http://schemas.openxmlformats.org/markup-compatibility/2006" xmlns:aink="http://schemas.microsoft.com/office/drawing/2016/ink" xmlns:am3d="http://schemas.microsoft.com/office/drawing/2017/model3d" xmlns:o="urn:schemas-microsoft-com:office:office" xmlns:r="http://schemas.openxmlformats.org/officeDocument/2006/relationships" xmlns:m="http://schemas.openxmlformats.org/officeDocument/2006/math" xmlns:v="urn:schemas-microsoft-com:vml" xmlns:wp14="http://schemas.microsoft.com/office/word/2010/wordprocessingDrawing" xmlns:wp="http://schemas.openxmlformats.org/drawingml/2006/wordprocessingDrawing" xmlns:w10="urn:schemas-microsoft-com:office:word" xmlns:w="http://schemas.openxmlformats.org/wordprocessingml/2006/main" xmlns:w14="http://schemas.microsoft.com/office/word/2010/wordml" xmlns:w15="http://schemas.microsoft.com/office/word/2012/wordml" xmlns:w16cex="http://schemas.microsoft.com/office/word/2018/wordml/cex" xmlns:w16cid="http://schemas.microsoft.com/office/word/2016/wordml/cid" xmlns:w16="http://schemas.microsoft.com/office/word/2018/wordml" xmlns:w16sdtdh="http://schemas.microsoft.com/office/word/2020/wordml/sdtdatahash" xmlns:w16se="http://schemas.microsoft.com/office/word/2015/wordml/symex" xmlns:wpg="http://schemas.microsoft.com/office/word/2010/wordprocessingGroup" xmlns:wpi="http://schemas.microsoft.com/office/word/2010/wordprocessingInk" xmlns:wne="http://schemas.microsoft.com/office/word/2006/wordml" xmlns:wps="http://schemas.microsoft.com/office/word/2010/wordprocessingShape" mc:Ignorable="w14 w15 w16se w16cid w16 w16cex w16sdtdh wp14">
+  <w:footnote w:type="separator" w:id="-1">
+    <w:p>
+      <w:pPr>
+        <w:spacing w:after="0" w:line="240" w:lineRule="auto"/>
+      </w:pPr>
+      <w:r>
+        <w:separator/>
+      </w:r>
+    </w:p>
+  </w:footnote>
+  <w:footnote w:type="continuationSeparator" w:id="0">
+    <w:p>
+      <w:pPr>
+        <w:spacing w:after="0" w:line="240" w:lineRule="auto"/>
+      </w:pPr>
+      <w:r>
+        <w:continuationSeparator/>
+      </w:r>
+    </w:p>
+  </w:footnote>
+</w:footnotes>
 </file>
 
 <file path=word/styles.xml><?xml version="1.0" encoding="utf-8"?>
@@ -975,6 +973,114 @@
     <w:semiHidden/>
     <w:unhideWhenUsed/>
   </w:style>
+  <w:style w:type="paragraph" w:styleId="a3">
+    <w:name w:val="header"/>
+    <w:basedOn w:val="a"/>
+    <w:link w:val="a4"/>
+    <w:uiPriority w:val="99"/>
+    <w:unhideWhenUsed/>
+    <w:rsid w:val="004F1BE2"/>
+    <w:pPr>
+      <w:pBdr>
+        <w:bottom w:val="single" w:sz="6" w:space="1" w:color="auto"/>
+      </w:pBdr>
+      <w:tabs>
+        <w:tab w:val="center" w:pos="4153"/>
+        <w:tab w:val="right" w:pos="8306"/>
+      </w:tabs>
+      <w:snapToGrid w:val="0"/>
+      <w:spacing w:line="240" w:lineRule="auto"/>
+      <w:jc w:val="center"/>
+    </w:pPr>
+    <w:rPr>
+      <w:sz w:val="18"/>
+      <w:szCs w:val="18"/>
+    </w:rPr>
+  </w:style>
+  <w:style w:type="character" w:customStyle="1" w:styleId="a4">
+    <w:name w:val="页眉 字符"/>
+    <w:basedOn w:val="a0"/>
+    <w:link w:val="a3"/>
+    <w:uiPriority w:val="99"/>
+    <w:rsid w:val="004F1BE2"/>
+    <w:rPr>
+      <w:sz w:val="18"/>
+      <w:szCs w:val="18"/>
+    </w:rPr>
+  </w:style>
+  <w:style w:type="paragraph" w:styleId="a5">
+    <w:name w:val="footer"/>
+    <w:basedOn w:val="a"/>
+    <w:link w:val="a6"/>
+    <w:uiPriority w:val="99"/>
+    <w:unhideWhenUsed/>
+    <w:rsid w:val="004F1BE2"/>
+    <w:pPr>
+      <w:tabs>
+        <w:tab w:val="center" w:pos="4153"/>
+        <w:tab w:val="right" w:pos="8306"/>
+      </w:tabs>
+      <w:snapToGrid w:val="0"/>
+      <w:spacing w:line="240" w:lineRule="auto"/>
+    </w:pPr>
+    <w:rPr>
+      <w:sz w:val="18"/>
+      <w:szCs w:val="18"/>
+    </w:rPr>
+  </w:style>
+  <w:style w:type="character" w:customStyle="1" w:styleId="a6">
+    <w:name w:val="页脚 字符"/>
+    <w:basedOn w:val="a0"/>
+    <w:link w:val="a5"/>
+    <w:uiPriority w:val="99"/>
+    <w:rsid w:val="004F1BE2"/>
+    <w:rPr>
+      <w:sz w:val="18"/>
+      <w:szCs w:val="18"/>
+    </w:rPr>
+  </w:style>
+  <w:style w:type="paragraph" w:styleId="a7">
+    <w:name w:val="Normal (Web)"/>
+    <w:basedOn w:val="a"/>
+    <w:uiPriority w:val="99"/>
+    <w:semiHidden/>
+    <w:unhideWhenUsed/>
+    <w:rsid w:val="004F1BE2"/>
+    <w:pPr>
+      <w:widowControl/>
+      <w:spacing w:before="100" w:beforeAutospacing="1" w:after="100" w:afterAutospacing="1" w:line="240" w:lineRule="auto"/>
+    </w:pPr>
+    <w:rPr>
+      <w:rFonts w:ascii="宋体" w:eastAsia="宋体" w:hAnsi="宋体" w:cs="宋体"/>
+      <w:kern w:val="0"/>
+      <w:sz w:val="24"/>
+      <w14:ligatures w14:val="none"/>
+    </w:rPr>
+  </w:style>
+  <w:style w:type="character" w:styleId="a8">
+    <w:name w:val="Strong"/>
+    <w:basedOn w:val="a0"/>
+    <w:uiPriority w:val="22"/>
+    <w:qFormat/>
+    <w:rsid w:val="004F1BE2"/>
+    <w:rPr>
+      <w:b/>
+      <w:bCs/>
+    </w:rPr>
+  </w:style>
+  <w:style w:type="character" w:styleId="HTML">
+    <w:name w:val="HTML Code"/>
+    <w:basedOn w:val="a0"/>
+    <w:uiPriority w:val="99"/>
+    <w:semiHidden/>
+    <w:unhideWhenUsed/>
+    <w:rsid w:val="004F1BE2"/>
+    <w:rPr>
+      <w:rFonts w:ascii="宋体" w:eastAsia="宋体" w:hAnsi="宋体" w:cs="宋体"/>
+      <w:sz w:val="24"/>
+      <w:szCs w:val="24"/>
+    </w:rPr>
+  </w:style>
 </w:styles>
 </file>
 
